--- a/applications/medequip-rwanda/Wasswa_Wilson_CV_Medequip_Biomedical_Engineer.docx
+++ b/applications/medequip-rwanda/Wasswa_Wilson_CV_Medequip_Biomedical_Engineer.docx
@@ -113,7 +113,7 @@
           <w:color w:val="2F2F2F"/>
           <w:sz w:val="22"/>
         </w:rPr>
-        <w:t>I am a biomedical engineer with over 7 years of hands-on hospital experience: installing, commissioning, calibrating, maintaining, and training users on medical equipment. I have carried out this work in Uganda, the Democratic Republic of Congo, Kenya, Tanzania, and Somaliland. At International Hospital Kampala I led equipment installation across the laboratory, theatre, ICU, and radiology departments - covering haematology analysers, chemistry analysers, blood bank machines, CT, X-ray, oxygen plant, and critical-care systems. Since March 2025 I have also worked on personal contracts for hospitals that call me in for installs and service, including lab, theatre, and radiology work in Congo (among them the hospital that serves the Kibali Gold Mine). I am used to travelling for field jobs, working independently on site, writing clear service and maintenance notes, and handing over equipment with trained clinical staff. I want to bring that regional field experience to Medequip's technical team and clients across Rwanda and beyond.</w:t>
+        <w:t>I am a biomedical engineer with over 7 years of hands-on hospital experience: installing, commissioning, calibrating, maintaining, and training users on medical equipment. I have carried out this work in Uganda, the Democratic Republic of Congo, Kenya, Tanzania, and Somaliland. As Biomedical Programs Manager at Gould Family Foundation (GFF), I led biomedical engineers and technicians across Uganda, Kenya, Tanzania, Burundi, Malawi, Somaliland, and Rwanda. I currently also work as a Data Analyst at FairBanks Medical Centre, using Python and SQL for health-data quality checks, dashboards, and reporting. I am the Founder and Developer of HOSSPI (https://hosspi.com/), connecting hospital workflows, biomedical engineering, and live analytics. At International Hospital Kampala I led laboratory, theatre, ICU, and radiology equipment installations and supported COHSASA accreditation. Since March 2025 I have also worked on personal contracts for hospitals that call me in for installs and service, including lab, theatre, and radiology work in Congo (among them the hospital that serves the Kibali Gold Mine). I travel independently for field installations, document service work, and train clinical staff. I want to bring that regional field experience to Medequip's technical team and clients across Rwanda and beyond.</w:t>
       </w:r>
     </w:p>
     <w:p>
@@ -266,6 +266,59 @@
           <w:color w:val="1A1A1A"/>
           <w:sz w:val="22"/>
         </w:rPr>
+        <w:t>Data Analyst, FairBanks Medical Centre (FCHIP)</w:t>
+      </w:r>
+      <w:r>
+        <w:rPr>
+          <w:rFonts w:ascii="Calibri" w:hAnsi="Calibri"/>
+          <w:i/>
+          <w:color w:val="1A6B5C"/>
+          <w:sz w:val="20"/>
+        </w:rPr>
+        <w:t xml:space="preserve">  |  2026 - Present</w:t>
+      </w:r>
+    </w:p>
+    <w:p>
+      <w:pPr>
+        <w:pStyle w:val="ListBullet"/>
+        <w:spacing w:after="40" w:before="0" w:line="269" w:lineRule="auto"/>
+        <w:ind w:left="288"/>
+      </w:pPr>
+      <w:r>
+        <w:rPr>
+          <w:rFonts w:ascii="Calibri" w:hAnsi="Calibri"/>
+          <w:color w:val="2F2F2F"/>
+          <w:sz w:val="22"/>
+        </w:rPr>
+        <w:t>Analyse FCHIP health data in Python and SQL, define indicators and data-quality checks, and build dashboards for management reporting.</w:t>
+      </w:r>
+    </w:p>
+    <w:p>
+      <w:pPr>
+        <w:pStyle w:val="ListBullet"/>
+        <w:spacing w:after="40" w:before="0" w:line="269" w:lineRule="auto"/>
+        <w:ind w:left="288"/>
+      </w:pPr>
+      <w:r>
+        <w:rPr>
+          <w:rFonts w:ascii="Calibri" w:hAnsi="Calibri"/>
+          <w:color w:val="2F2F2F"/>
+          <w:sz w:val="22"/>
+        </w:rPr>
+        <w:t>Alongside this role, Founder and Developer of HOSSPI (https://hosspi.com/), connecting hospital workflows, biomedical engineering, and live analytics.</w:t>
+      </w:r>
+    </w:p>
+    <w:p>
+      <w:pPr>
+        <w:spacing w:before="140" w:after="40"/>
+      </w:pPr>
+      <w:r>
+        <w:rPr>
+          <w:rFonts w:ascii="Calibri" w:hAnsi="Calibri"/>
+          <w:b/>
+          <w:color w:val="1A1A1A"/>
+          <w:sz w:val="22"/>
+        </w:rPr>
         <w:t>Independent Biomedical Engineer (personal contracts)</w:t>
       </w:r>
       <w:r>
@@ -388,7 +441,7 @@
           <w:color w:val="2F2F2F"/>
           <w:sz w:val="22"/>
         </w:rPr>
-        <w:t>Ran biomedical programmes across several health facilities, from planning through to equipment readiness.</w:t>
+        <w:t>Led biomedical engineers and technicians across Uganda, Kenya, Tanzania, Burundi, Malawi, Somaliland, and Rwanda, directing biomedical programmes from planning through to equipment readiness.</w:t>
       </w:r>
     </w:p>
     <w:p>
@@ -418,7 +471,7 @@
           <w:color w:val="2F2F2F"/>
           <w:sz w:val="22"/>
         </w:rPr>
-        <w:t>Trained engineers and technicians on correct use and care of equipment.</w:t>
+        <w:t>Trained and supported engineering teams on correct use and care of equipment.</w:t>
       </w:r>
     </w:p>
     <w:p>
@@ -725,6 +778,21 @@
           <w:sz w:val="23"/>
         </w:rPr>
         <w:t>SELECTED HIGHLIGHTS</w:t>
+      </w:r>
+    </w:p>
+    <w:p>
+      <w:pPr>
+        <w:pStyle w:val="ListBullet"/>
+        <w:spacing w:after="40" w:before="0" w:line="269" w:lineRule="auto"/>
+        <w:ind w:left="288"/>
+      </w:pPr>
+      <w:r>
+        <w:rPr>
+          <w:rFonts w:ascii="Calibri" w:hAnsi="Calibri"/>
+          <w:color w:val="2F2F2F"/>
+          <w:sz w:val="22"/>
+        </w:rPr>
+        <w:t>As Biomedical Programs Manager at GFF, led biomedical engineers and technicians across Uganda, Kenya, Tanzania, Burundi, Malawi, Somaliland, and Rwanda.</w:t>
       </w:r>
     </w:p>
     <w:p>

--- a/applications/medequip-rwanda/Wasswa_Wilson_CV_Medequip_Biomedical_Engineer.docx
+++ b/applications/medequip-rwanda/Wasswa_Wilson_CV_Medequip_Biomedical_Engineer.docx
@@ -113,7 +113,7 @@
           <w:color w:val="2F2F2F"/>
           <w:sz w:val="22"/>
         </w:rPr>
-        <w:t>I am a biomedical engineer with over 7 years of hands-on hospital experience: installing, commissioning, calibrating, maintaining, and training users on medical equipment. I have carried out this work in Uganda, the Democratic Republic of Congo, Kenya, Tanzania, and Somaliland. As Biomedical Programs Manager at Gould Family Foundation (GFF), I led biomedical engineers and technicians across Uganda, Kenya, Tanzania, Burundi, Malawi, Somaliland, and Rwanda. I currently also work as a Data Analyst at FairBanks Medical Centre, using Python and SQL for health-data quality checks, dashboards, and reporting. I am the Founder and Developer of HOSSPI (https://hosspi.com/), connecting hospital workflows, biomedical engineering, and live analytics. At International Hospital Kampala I led laboratory, theatre, ICU, and radiology equipment installations and supported COHSASA accreditation. Since March 2025 I have also worked on personal contracts for hospitals that call me in for installs and service, including lab, theatre, and radiology work in Congo (among them the hospital that serves the Kibali Gold Mine). I travel independently for field installations, document service work, and train clinical staff. I want to bring that regional field experience to Medequip's technical team and clients across Rwanda and beyond.</w:t>
+        <w:t>I am a biomedical engineer and data analyst with over 7 years of hospital and field experience. As Biomedical Programs Manager at Gould Family Foundation (GFF), I led biomedical engineers and technicians across Uganda, Kenya, Tanzania, Burundi, Malawi, Somaliland, and Rwanda. At IHK, I led laboratory, theatre, ICU, and radiology installations, developed oxygen-consumption models, and maintained COHSASA compliance evidence. At UVRI, I analysed laboratory data and developed mathematical models and research pipelines in Python. I am the Founder and Developer of HOSSPI (https://hosspi.com/), connecting hospital workflows, biomedical engineering, and live analytics. My independent biomedical contracts since March 2025 cover Uganda, Congo, Kenya, Tanzania, and Somaliland, including laboratory, theatre, and radiology installations at the hospital serving the Kibali Gold Mine. My current FairBanks role focuses on FCHIP data analysis in Python and SQL, data-quality checks, dashboards, and reporting. I want to bring that regional field experience to Medequip's technical team and clients across Rwanda and beyond.</w:t>
       </w:r>
     </w:p>
     <w:p>
@@ -295,21 +295,6 @@
     </w:p>
     <w:p>
       <w:pPr>
-        <w:pStyle w:val="ListBullet"/>
-        <w:spacing w:after="40" w:before="0" w:line="269" w:lineRule="auto"/>
-        <w:ind w:left="288"/>
-      </w:pPr>
-      <w:r>
-        <w:rPr>
-          <w:rFonts w:ascii="Calibri" w:hAnsi="Calibri"/>
-          <w:color w:val="2F2F2F"/>
-          <w:sz w:val="22"/>
-        </w:rPr>
-        <w:t>Alongside this role, Founder and Developer of HOSSPI (https://hosspi.com/), connecting hospital workflows, biomedical engineering, and live analytics.</w:t>
-      </w:r>
-    </w:p>
-    <w:p>
-      <w:pPr>
         <w:spacing w:before="140" w:after="40"/>
       </w:pPr>
       <w:r>
@@ -471,7 +456,7 @@
           <w:color w:val="2F2F2F"/>
           <w:sz w:val="22"/>
         </w:rPr>
-        <w:t>Trained and supported engineering teams on correct use and care of equipment.</w:t>
+        <w:t>Trained biomedical engineers and technicians and clinical users, including doctors, nurses, and apprentices, on equipment use and care.</w:t>
       </w:r>
     </w:p>
     <w:p>
@@ -570,6 +555,21 @@
           <w:sz w:val="22"/>
         </w:rPr>
         <w:t>Also led installs of oxygen plant and related support systems.</w:t>
+      </w:r>
+    </w:p>
+    <w:p>
+      <w:pPr>
+        <w:pStyle w:val="ListBullet"/>
+        <w:spacing w:after="40" w:before="0" w:line="269" w:lineRule="auto"/>
+        <w:ind w:left="288"/>
+      </w:pPr>
+      <w:r>
+        <w:rPr>
+          <w:rFonts w:ascii="Calibri" w:hAnsi="Calibri"/>
+          <w:color w:val="2F2F2F"/>
+          <w:sz w:val="22"/>
+        </w:rPr>
+        <w:t>Developed patient oxygen-consumption models for plant capacity, cylinder-stock, and flow planning.</w:t>
       </w:r>
     </w:p>
     <w:p>
@@ -722,7 +722,7 @@
           <w:color w:val="2F2F2F"/>
           <w:sz w:val="22"/>
         </w:rPr>
-        <w:t>Supported biomedical research projects and laboratory data work.</w:t>
+        <w:t>Analysed laboratory data, developed mathematical models and research pipelines in Python, and documented research-data quality.</w:t>
       </w:r>
     </w:p>
     <w:p>
@@ -778,6 +778,21 @@
           <w:sz w:val="23"/>
         </w:rPr>
         <w:t>SELECTED HIGHLIGHTS</w:t>
+      </w:r>
+    </w:p>
+    <w:p>
+      <w:pPr>
+        <w:pStyle w:val="ListBullet"/>
+        <w:spacing w:after="40" w:before="0" w:line="269" w:lineRule="auto"/>
+        <w:ind w:left="288"/>
+      </w:pPr>
+      <w:r>
+        <w:rPr>
+          <w:rFonts w:ascii="Calibri" w:hAnsi="Calibri"/>
+          <w:color w:val="2F2F2F"/>
+          <w:sz w:val="22"/>
+        </w:rPr>
+        <w:t>Founder and Developer of HOSSPI (https://hosspi.com/) — hospital workflows, biomedical engineering, and live analytics; current independent software project.</w:t>
       </w:r>
     </w:p>
     <w:p>
@@ -882,7 +897,7 @@
           <w:color w:val="2F2F2F"/>
           <w:sz w:val="22"/>
         </w:rPr>
-        <w:t>Trained engineers, technicians, and clinical users so equipment stays useful after install day.</w:t>
+        <w:t>Trained biomedical engineers and technicians and clinical users, including doctors, nurses, and apprentices, on equipment use and care.</w:t>
       </w:r>
     </w:p>
     <w:p>

--- a/applications/medequip-rwanda/Wasswa_Wilson_CV_Medequip_Biomedical_Engineer.docx
+++ b/applications/medequip-rwanda/Wasswa_Wilson_CV_Medequip_Biomedical_Engineer.docx
@@ -105,7 +105,7 @@
     </w:p>
     <w:p>
       <w:pPr>
-        <w:spacing w:after="80" w:before="0" w:line="276" w:lineRule="auto"/>
+        <w:spacing w:after="80" w:before="0" w:line="264" w:lineRule="auto"/>
       </w:pPr>
       <w:r>
         <w:rPr>
@@ -214,7 +214,7 @@
           <w:color w:val="2F2F2F"/>
           <w:sz w:val="22"/>
         </w:rPr>
-        <w:t>User training, procurement and commissioning support, service reports, maintenance logs, accreditation paperwork</w:t>
+        <w:t>Equipment inventory, planning, assessment and technical advisory; procurement, commissioning, user training, service documentation, and SOP development</w:t>
       </w:r>
     </w:p>
     <w:p>
@@ -281,7 +281,7 @@
     <w:p>
       <w:pPr>
         <w:pStyle w:val="ListBullet"/>
-        <w:spacing w:after="40" w:before="0" w:line="269" w:lineRule="auto"/>
+        <w:spacing w:after="40" w:before="0" w:line="259" w:lineRule="auto"/>
         <w:ind w:left="288"/>
       </w:pPr>
       <w:r>
@@ -319,7 +319,7 @@
     <w:p>
       <w:pPr>
         <w:pStyle w:val="ListBullet"/>
-        <w:spacing w:after="40" w:before="0" w:line="269" w:lineRule="auto"/>
+        <w:spacing w:after="40" w:before="0" w:line="259" w:lineRule="auto"/>
         <w:ind w:left="288"/>
       </w:pPr>
       <w:r>
@@ -334,7 +334,7 @@
     <w:p>
       <w:pPr>
         <w:pStyle w:val="ListBullet"/>
-        <w:spacing w:after="40" w:before="0" w:line="269" w:lineRule="auto"/>
+        <w:spacing w:after="40" w:before="0" w:line="259" w:lineRule="auto"/>
         <w:ind w:left="288"/>
       </w:pPr>
       <w:r>
@@ -349,7 +349,7 @@
     <w:p>
       <w:pPr>
         <w:pStyle w:val="ListBullet"/>
-        <w:spacing w:after="40" w:before="0" w:line="269" w:lineRule="auto"/>
+        <w:spacing w:after="40" w:before="0" w:line="259" w:lineRule="auto"/>
         <w:ind w:left="288"/>
       </w:pPr>
       <w:r>
@@ -364,7 +364,7 @@
     <w:p>
       <w:pPr>
         <w:pStyle w:val="ListBullet"/>
-        <w:spacing w:after="40" w:before="0" w:line="269" w:lineRule="auto"/>
+        <w:spacing w:after="40" w:before="0" w:line="259" w:lineRule="auto"/>
         <w:ind w:left="288"/>
       </w:pPr>
       <w:r>
@@ -379,7 +379,7 @@
     <w:p>
       <w:pPr>
         <w:pStyle w:val="ListBullet"/>
-        <w:spacing w:after="40" w:before="0" w:line="269" w:lineRule="auto"/>
+        <w:spacing w:after="40" w:before="0" w:line="259" w:lineRule="auto"/>
         <w:ind w:left="288"/>
       </w:pPr>
       <w:r>
@@ -417,7 +417,7 @@
     <w:p>
       <w:pPr>
         <w:pStyle w:val="ListBullet"/>
-        <w:spacing w:after="40" w:before="0" w:line="269" w:lineRule="auto"/>
+        <w:spacing w:after="40" w:before="0" w:line="259" w:lineRule="auto"/>
         <w:ind w:left="288"/>
       </w:pPr>
       <w:r>
@@ -432,7 +432,7 @@
     <w:p>
       <w:pPr>
         <w:pStyle w:val="ListBullet"/>
-        <w:spacing w:after="40" w:before="0" w:line="269" w:lineRule="auto"/>
+        <w:spacing w:after="40" w:before="0" w:line="259" w:lineRule="auto"/>
         <w:ind w:left="288"/>
       </w:pPr>
       <w:r>
@@ -441,13 +441,13 @@
           <w:color w:val="2F2F2F"/>
           <w:sz w:val="22"/>
         </w:rPr>
-        <w:t>Supported buying, installing, and commissioning of medical technologies for partner sites.</w:t>
+        <w:t>Led the NICU upgrade at Mama Lucy Kibaki Hospital, Nairobi, Kenya; planned, assessed, procured, installed, and commissioned equipment for partner sites.</w:t>
       </w:r>
     </w:p>
     <w:p>
       <w:pPr>
         <w:pStyle w:val="ListBullet"/>
-        <w:spacing w:after="40" w:before="0" w:line="269" w:lineRule="auto"/>
+        <w:spacing w:after="40" w:before="0" w:line="259" w:lineRule="auto"/>
         <w:ind w:left="288"/>
       </w:pPr>
       <w:r>
@@ -462,7 +462,7 @@
     <w:p>
       <w:pPr>
         <w:pStyle w:val="ListBullet"/>
-        <w:spacing w:after="40" w:before="0" w:line="269" w:lineRule="auto"/>
+        <w:spacing w:after="40" w:before="0" w:line="259" w:lineRule="auto"/>
         <w:ind w:left="288"/>
       </w:pPr>
       <w:r>
@@ -471,7 +471,7 @@
           <w:color w:val="2F2F2F"/>
           <w:sz w:val="22"/>
         </w:rPr>
-        <w:t>Kept work in line with healthcare technology and quality standards, including documentation for programme review.</w:t>
+        <w:t>Developed standard operating procedures (SOPs) for supported equipment in partner facilities; upheld healthcare technology and quality standards.</w:t>
       </w:r>
     </w:p>
     <w:p>
@@ -500,7 +500,7 @@
     <w:p>
       <w:pPr>
         <w:pStyle w:val="ListBullet"/>
-        <w:spacing w:after="40" w:before="0" w:line="269" w:lineRule="auto"/>
+        <w:spacing w:after="40" w:before="0" w:line="259" w:lineRule="auto"/>
         <w:ind w:left="288"/>
       </w:pPr>
       <w:r>
@@ -515,7 +515,7 @@
     <w:p>
       <w:pPr>
         <w:pStyle w:val="ListBullet"/>
-        <w:spacing w:after="40" w:before="0" w:line="269" w:lineRule="auto"/>
+        <w:spacing w:after="40" w:before="0" w:line="259" w:lineRule="auto"/>
         <w:ind w:left="288"/>
       </w:pPr>
       <w:r>
@@ -524,13 +524,13 @@
           <w:color w:val="2F2F2F"/>
           <w:sz w:val="22"/>
         </w:rPr>
-        <w:t>Led installation and commissioning of equipment across the IHK laboratory, theatre, ICU, and radiology departments.</w:t>
+        <w:t>Led upgrades of theatre, laboratory, NICU, and oxygen plant, and installation of a 64-slice CT scanner and digital X-ray system.</w:t>
       </w:r>
     </w:p>
     <w:p>
       <w:pPr>
         <w:pStyle w:val="ListBullet"/>
-        <w:spacing w:after="40" w:before="0" w:line="269" w:lineRule="auto"/>
+        <w:spacing w:after="40" w:before="0" w:line="259" w:lineRule="auto"/>
         <w:ind w:left="288"/>
       </w:pPr>
       <w:r>
@@ -539,28 +539,13 @@
           <w:color w:val="2F2F2F"/>
           <w:sz w:val="22"/>
         </w:rPr>
-        <w:t>Lab leadership included haematology analysers, chemistry analysers, and blood bank machines; imaging included CT and X-ray; ICU and theatre systems were part of the same programme.</w:t>
+        <w:t>Commissioned haematology and chemistry analysers, blood bank machines, and ICU systems; managed equipment inventories, planning, assessment, and technical advisory.</w:t>
       </w:r>
     </w:p>
     <w:p>
       <w:pPr>
         <w:pStyle w:val="ListBullet"/>
-        <w:spacing w:after="40" w:before="0" w:line="269" w:lineRule="auto"/>
-        <w:ind w:left="288"/>
-      </w:pPr>
-      <w:r>
-        <w:rPr>
-          <w:rFonts w:ascii="Calibri" w:hAnsi="Calibri"/>
-          <w:color w:val="2F2F2F"/>
-          <w:sz w:val="22"/>
-        </w:rPr>
-        <w:t>Also led installs of oxygen plant and related support systems.</w:t>
-      </w:r>
-    </w:p>
-    <w:p>
-      <w:pPr>
-        <w:pStyle w:val="ListBullet"/>
-        <w:spacing w:after="40" w:before="0" w:line="269" w:lineRule="auto"/>
+        <w:spacing w:after="40" w:before="0" w:line="259" w:lineRule="auto"/>
         <w:ind w:left="288"/>
       </w:pPr>
       <w:r>
@@ -575,7 +560,7 @@
     <w:p>
       <w:pPr>
         <w:pStyle w:val="ListBullet"/>
-        <w:spacing w:after="40" w:before="0" w:line="269" w:lineRule="auto"/>
+        <w:spacing w:after="40" w:before="0" w:line="259" w:lineRule="auto"/>
         <w:ind w:left="288"/>
       </w:pPr>
       <w:r>
@@ -590,7 +575,7 @@
     <w:p>
       <w:pPr>
         <w:pStyle w:val="ListBullet"/>
-        <w:spacing w:after="40" w:before="0" w:line="269" w:lineRule="auto"/>
+        <w:spacing w:after="40" w:before="0" w:line="259" w:lineRule="auto"/>
         <w:ind w:left="288"/>
       </w:pPr>
       <w:r>
@@ -628,7 +613,7 @@
     <w:p>
       <w:pPr>
         <w:pStyle w:val="ListBullet"/>
-        <w:spacing w:after="40" w:before="0" w:line="269" w:lineRule="auto"/>
+        <w:spacing w:after="40" w:before="0" w:line="259" w:lineRule="auto"/>
         <w:ind w:left="288"/>
       </w:pPr>
       <w:r>
@@ -643,7 +628,7 @@
     <w:p>
       <w:pPr>
         <w:pStyle w:val="ListBullet"/>
-        <w:spacing w:after="40" w:before="0" w:line="269" w:lineRule="auto"/>
+        <w:spacing w:after="40" w:before="0" w:line="259" w:lineRule="auto"/>
         <w:ind w:left="288"/>
       </w:pPr>
       <w:r>
@@ -658,7 +643,7 @@
     <w:p>
       <w:pPr>
         <w:pStyle w:val="ListBullet"/>
-        <w:spacing w:after="40" w:before="0" w:line="269" w:lineRule="auto"/>
+        <w:spacing w:after="40" w:before="0" w:line="259" w:lineRule="auto"/>
         <w:ind w:left="288"/>
       </w:pPr>
       <w:r>
@@ -713,7 +698,7 @@
     <w:p>
       <w:pPr>
         <w:pStyle w:val="ListBullet"/>
-        <w:spacing w:after="40" w:before="0" w:line="269" w:lineRule="auto"/>
+        <w:spacing w:after="40" w:before="0" w:line="259" w:lineRule="auto"/>
         <w:ind w:left="288"/>
       </w:pPr>
       <w:r>
@@ -751,7 +736,7 @@
     <w:p>
       <w:pPr>
         <w:pStyle w:val="ListBullet"/>
-        <w:spacing w:after="40" w:before="0" w:line="269" w:lineRule="auto"/>
+        <w:spacing w:after="40" w:before="0" w:line="259" w:lineRule="auto"/>
         <w:ind w:left="288"/>
       </w:pPr>
       <w:r>
@@ -783,7 +768,7 @@
     <w:p>
       <w:pPr>
         <w:pStyle w:val="ListBullet"/>
-        <w:spacing w:after="40" w:before="0" w:line="269" w:lineRule="auto"/>
+        <w:spacing w:after="40" w:before="0" w:line="259" w:lineRule="auto"/>
         <w:ind w:left="288"/>
       </w:pPr>
       <w:r>
@@ -798,7 +783,7 @@
     <w:p>
       <w:pPr>
         <w:pStyle w:val="ListBullet"/>
-        <w:spacing w:after="40" w:before="0" w:line="269" w:lineRule="auto"/>
+        <w:spacing w:after="40" w:before="0" w:line="259" w:lineRule="auto"/>
         <w:ind w:left="288"/>
       </w:pPr>
       <w:r>
@@ -813,7 +798,7 @@
     <w:p>
       <w:pPr>
         <w:pStyle w:val="ListBullet"/>
-        <w:spacing w:after="40" w:before="0" w:line="269" w:lineRule="auto"/>
+        <w:spacing w:after="40" w:before="0" w:line="259" w:lineRule="auto"/>
         <w:ind w:left="288"/>
       </w:pPr>
       <w:r>
@@ -828,7 +813,7 @@
     <w:p>
       <w:pPr>
         <w:pStyle w:val="ListBullet"/>
-        <w:spacing w:after="40" w:before="0" w:line="269" w:lineRule="auto"/>
+        <w:spacing w:after="40" w:before="0" w:line="259" w:lineRule="auto"/>
         <w:ind w:left="288"/>
       </w:pPr>
       <w:r>
@@ -837,13 +822,13 @@
           <w:color w:val="2F2F2F"/>
           <w:sz w:val="22"/>
         </w:rPr>
-        <w:t>At IHK, led equipment installation across laboratory, theatre, ICU, and radiology departments.</w:t>
+        <w:t>At IHK, upgraded theatre, laboratory, NICU, and oxygen plant; led 64-slice CT scanner and digital X-ray installation.</w:t>
       </w:r>
     </w:p>
     <w:p>
       <w:pPr>
         <w:pStyle w:val="ListBullet"/>
-        <w:spacing w:after="40" w:before="0" w:line="269" w:lineRule="auto"/>
+        <w:spacing w:after="40" w:before="0" w:line="259" w:lineRule="auto"/>
         <w:ind w:left="288"/>
       </w:pPr>
       <w:r>
@@ -858,7 +843,7 @@
     <w:p>
       <w:pPr>
         <w:pStyle w:val="ListBullet"/>
-        <w:spacing w:after="40" w:before="0" w:line="269" w:lineRule="auto"/>
+        <w:spacing w:after="40" w:before="0" w:line="259" w:lineRule="auto"/>
         <w:ind w:left="288"/>
       </w:pPr>
       <w:r>
@@ -873,7 +858,7 @@
     <w:p>
       <w:pPr>
         <w:pStyle w:val="ListBullet"/>
-        <w:spacing w:after="40" w:before="0" w:line="269" w:lineRule="auto"/>
+        <w:spacing w:after="40" w:before="0" w:line="259" w:lineRule="auto"/>
         <w:ind w:left="288"/>
       </w:pPr>
       <w:r>
@@ -882,13 +867,13 @@
           <w:color w:val="2F2F2F"/>
           <w:sz w:val="22"/>
         </w:rPr>
-        <w:t>Commissioned CT, X-ray, oxygen plant, and ICU systems in Uganda and supported COHSASA accreditation at IHK.</w:t>
+        <w:t>At GFF, led the NICU upgrade at Mama Lucy Kibaki Hospital, Nairobi, Kenya, and developed equipment SOPs for partner facilities.</w:t>
       </w:r>
     </w:p>
     <w:p>
       <w:pPr>
         <w:pStyle w:val="ListBullet"/>
-        <w:spacing w:after="40" w:before="0" w:line="269" w:lineRule="auto"/>
+        <w:spacing w:after="40" w:before="0" w:line="259" w:lineRule="auto"/>
         <w:ind w:left="288"/>
       </w:pPr>
       <w:r>
@@ -1103,7 +1088,7 @@
     </w:p>
     <w:p>
       <w:pPr>
-        <w:spacing w:after="40" w:before="0" w:line="276" w:lineRule="auto"/>
+        <w:spacing w:after="40" w:before="0" w:line="264" w:lineRule="auto"/>
       </w:pPr>
       <w:r>
         <w:rPr>
@@ -1143,7 +1128,7 @@
     </w:p>
     <w:p>
       <w:pPr>
-        <w:spacing w:after="40" w:before="0" w:line="276" w:lineRule="auto"/>
+        <w:spacing w:after="40" w:before="0" w:line="264" w:lineRule="auto"/>
       </w:pPr>
       <w:r>
         <w:rPr>
@@ -1183,7 +1168,7 @@
     </w:p>
     <w:p>
       <w:pPr>
-        <w:spacing w:after="40" w:before="0" w:line="276" w:lineRule="auto"/>
+        <w:spacing w:after="40" w:before="0" w:line="264" w:lineRule="auto"/>
       </w:pPr>
       <w:r>
         <w:rPr>
@@ -1240,7 +1225,7 @@
     </w:p>
     <w:p>
       <w:pPr>
-        <w:spacing w:after="40" w:before="0" w:line="276" w:lineRule="auto"/>
+        <w:spacing w:after="40" w:before="0" w:line="264" w:lineRule="auto"/>
       </w:pPr>
       <w:r>
         <w:rPr>
@@ -1280,7 +1265,7 @@
     </w:p>
     <w:p>
       <w:pPr>
-        <w:spacing w:after="40" w:before="0" w:line="276" w:lineRule="auto"/>
+        <w:spacing w:after="40" w:before="0" w:line="264" w:lineRule="auto"/>
       </w:pPr>
       <w:r>
         <w:rPr>
@@ -1320,7 +1305,7 @@
     </w:p>
     <w:p>
       <w:pPr>
-        <w:spacing w:after="40" w:before="0" w:line="276" w:lineRule="auto"/>
+        <w:spacing w:after="40" w:before="0" w:line="264" w:lineRule="auto"/>
       </w:pPr>
       <w:r>
         <w:rPr>
@@ -1350,7 +1335,7 @@
     </w:p>
     <w:p>
       <w:pPr>
-        <w:spacing w:after="60" w:before="0" w:line="276" w:lineRule="auto"/>
+        <w:spacing w:after="60" w:before="0" w:line="264" w:lineRule="auto"/>
       </w:pPr>
       <w:r>
         <w:rPr>
@@ -1363,7 +1348,7 @@
     </w:p>
     <w:p>
       <w:pPr>
-        <w:spacing w:after="60" w:before="0" w:line="276" w:lineRule="auto"/>
+        <w:spacing w:after="60" w:before="0" w:line="264" w:lineRule="auto"/>
       </w:pPr>
       <w:r>
         <w:rPr>
@@ -1376,7 +1361,7 @@
     </w:p>
     <w:p>
       <w:pPr>
-        <w:spacing w:after="60" w:before="0" w:line="276" w:lineRule="auto"/>
+        <w:spacing w:after="60" w:before="0" w:line="264" w:lineRule="auto"/>
       </w:pPr>
       <w:r>
         <w:rPr>
@@ -1390,6 +1375,7 @@
     <w:p>
       <w:pPr>
         <w:spacing w:before="200" w:after="80"/>
+        <w:keepNext/>
         <w:pBdr>
           <w:bottom w:val="single" w:sz="12" w:space="1" w:color="1A6B5C"/>
         </w:pBdr>
@@ -1406,6 +1392,7 @@
     </w:p>
     <w:p>
       <w:pPr>
+        <w:keepNext/>
         <w:spacing w:before="20" w:after="0"/>
         <w:ind w:left="0" w:firstLine="0"/>
         <w:jc w:val="left"/>
@@ -1447,6 +1434,7 @@
     </w:p>
     <w:p>
       <w:pPr>
+        <w:keepNext/>
         <w:spacing w:before="40" w:after="20"/>
         <w:jc w:val="left"/>
       </w:pPr>
